--- a/0.协助/设置窗口名和进程名.docx
+++ b/0.协助/设置窗口名和进程名.docx
@@ -20,25 +20,27 @@
     <w:p>
       <w:pPr>
         <w:numPr>
-          <w:numId w:val="0"/>
-        </w:numPr>
-        <w:rPr>
-          <w:rFonts w:hint="eastAsia"/>
-          <w:lang w:val="en-US" w:eastAsia="zh-CN"/>
-        </w:rPr>
-      </w:pPr>
-      <w:r>
-        <w:rPr>
-          <w:rFonts w:hint="eastAsia"/>
-          <w:lang w:val="en-US" w:eastAsia="zh-CN"/>
-        </w:rPr>
-        <w:t>2.进程名在任务管理器中进行修改</w:t>
+          <w:ilvl w:val="0"/>
+          <w:numId w:val="0"/>
+        </w:numPr>
+        <w:rPr>
+          <w:rFonts w:hint="eastAsia"/>
+          <w:lang w:val="en-US" w:eastAsia="zh-CN"/>
+        </w:rPr>
+      </w:pPr>
+      <w:r>
+        <w:rPr>
+          <w:rFonts w:hint="eastAsia"/>
+          <w:lang w:val="en-US" w:eastAsia="zh-CN"/>
+        </w:rPr>
+        <w:t>2.进程名在任务管理器中查看修改</w:t>
       </w:r>
     </w:p>
     <w:p>
       <w:pPr>
         <w:widowControl w:val="0"/>
         <w:numPr>
+          <w:ilvl w:val="0"/>
           <w:numId w:val="0"/>
         </w:numPr>
         <w:jc w:val="both"/>
@@ -52,6 +54,7 @@
       <w:pPr>
         <w:widowControl w:val="0"/>
         <w:numPr>
+          <w:ilvl w:val="0"/>
           <w:numId w:val="0"/>
         </w:numPr>
         <w:jc w:val="both"/>
@@ -72,6 +75,7 @@
       <w:pPr>
         <w:widowControl w:val="0"/>
         <w:numPr>
+          <w:ilvl w:val="0"/>
           <w:numId w:val="0"/>
         </w:numPr>
         <w:jc w:val="both"/>
@@ -92,6 +96,7 @@
       <w:pPr>
         <w:widowControl w:val="0"/>
         <w:numPr>
+          <w:ilvl w:val="0"/>
           <w:numId w:val="0"/>
         </w:numPr>
         <w:jc w:val="both"/>
@@ -105,6 +110,7 @@
       <w:pPr>
         <w:widowControl w:val="0"/>
         <w:numPr>
+          <w:ilvl w:val="0"/>
           <w:numId w:val="0"/>
         </w:numPr>
         <w:jc w:val="both"/>
@@ -125,6 +131,7 @@
       <w:pPr>
         <w:widowControl w:val="0"/>
         <w:numPr>
+          <w:ilvl w:val="0"/>
           <w:numId w:val="0"/>
         </w:numPr>
         <w:jc w:val="both"/>
@@ -145,6 +152,7 @@
       <w:pPr>
         <w:widowControl w:val="0"/>
         <w:numPr>
+          <w:ilvl w:val="0"/>
           <w:numId w:val="0"/>
         </w:numPr>
         <w:jc w:val="both"/>
@@ -165,6 +173,7 @@
       <w:pPr>
         <w:widowControl w:val="0"/>
         <w:numPr>
+          <w:ilvl w:val="0"/>
           <w:numId w:val="0"/>
         </w:numPr>
         <w:jc w:val="both"/>
@@ -178,10 +187,17 @@
           <w:rFonts w:hint="eastAsia"/>
           <w:lang w:val="en-US" w:eastAsia="zh-CN"/>
         </w:rPr>
-        <w:t>使用本地化工具就会在切换语言的时候自动切换标题</w:t>
+        <w:t>使用本地化工具就会在切换语言的时候自动切换标</w:t>
       </w:r>
       <w:bookmarkStart w:id="0" w:name="_GoBack"/>
       <w:bookmarkEnd w:id="0"/>
+      <w:r>
+        <w:rPr>
+          <w:rFonts w:hint="eastAsia"/>
+          <w:lang w:val="en-US" w:eastAsia="zh-CN"/>
+        </w:rPr>
+        <w:t>题</w:t>
+      </w:r>
     </w:p>
     <w:sectPr>
       <w:pgSz w:w="11906" w:h="16838"/>
